--- a/public/horus-procedures/FSP-13_إدارة_حالات_عدم_المطابقة_والإجراءات_التصحيحية.docx
+++ b/public/horus-procedures/FSP-13_إدارة_حالات_عدم_المطابقة_والإجراءات_التصحيحية.docx
@@ -9,22 +9,22 @@
         </w:pict>
       </w:r>
     </w:p>
-    <w:bookmarkStart w:id="10" w:name="شركة-حورس-لإنتاج-وتعبئة-المياه-الطبيعية"/>
+    <w:bookmarkStart w:id="10" w:name="شركة-لإنتاج-وتعبئة-المياه-الطبيعية"/>
     <w:p>
       <w:pPr>
         <w:pStyle w:val="Heading1"/>
       </w:pPr>
       <w:r>
-        <w:t xml:space="preserve">شركة حورس لإنتاج وتعبئة المياه الطبيعية</w:t>
-      </w:r>
-    </w:p>
-    <w:bookmarkStart w:id="9" w:name="horus-natural-water-co."/>
+        <w:t xml:space="preserve">شركة لإنتاج وتعبئة المياه الطبيعية</w:t>
+      </w:r>
+    </w:p>
+    <w:bookmarkStart w:id="9" w:name="company-co."/>
     <w:p>
       <w:pPr>
         <w:pStyle w:val="Heading2"/>
       </w:pPr>
       <w:r>
-        <w:t xml:space="preserve">Horus Natural Water Co.</w:t>
+        <w:t xml:space="preserve">Company Co.</w:t>
       </w:r>
     </w:p>
     <w:p>
@@ -331,7 +331,7 @@
         <w:pStyle w:val="FirstParagraph"/>
       </w:pPr>
       <w:r>
-        <w:t xml:space="preserve">يطبق هذا الإجراء على جميع الأنشطة والعمليات داخل مصنع حورس لتعبئة المياه الطبيعية، والتي قد تؤدي إلى حالات عدم مطابقة لنظام إدارة سلامة الغذاء، بدءاً من اكتشاف أي انحراف (مثال: تجاوز الحدود الحرجة، فقدان السيطرة على برنامج متطلب أولي تشغيلي، عدم مطابقة لمنتج، شكوى عميل، نتيجة تدقيق داخلي أو خارجي) وحتى إغلاق الإجراء التصحيحي بالتحقق من فعاليته ومنع تكرار عدم المطابقة (ISO 22000:2018 §10.1.1, §10.2.1). يشمل التعامل مع المنتجات التي يُحتمل أنها غير آمنة (ISO 22000:2018 §8.9.2).</w:t>
+        <w:t xml:space="preserve">يطبق هذا الإجراء على جميع الأنشطة والعمليات داخل المصنع لتعبئة المياه الطبيعية، والتي قد تؤدي إلى حالات عدم مطابقة لنظام إدارة سلامة الغذاء، بدءاً من اكتشاف أي انحراف (مثال: تجاوز الحدود الحرجة، فقدان السيطرة على برنامج متطلب أولي تشغيلي، عدم مطابقة لمنتج، شكوى عميل، نتيجة تدقيق داخلي أو خارجي) وحتى إغلاق الإجراء التصحيحي بالتحقق من فعاليته ومنع تكرار عدم المطابقة (ISO 22000:2018 §10.1.1, §10.2.1). يشمل التعامل مع المنتجات التي يُحتمل أنها غير آمنة (ISO 22000:2018 §8.9.2).</w:t>
       </w:r>
     </w:p>
     <w:bookmarkEnd w:id="13"/>

--- a/public/horus-procedures/FSP-13_إدارة_حالات_عدم_المطابقة_والإجراءات_التصحيحية.docx
+++ b/public/horus-procedures/FSP-13_إدارة_حالات_عدم_المطابقة_والإجراءات_التصحيحية.docx
@@ -9,13 +9,13 @@
         </w:pict>
       </w:r>
     </w:p>
-    <w:bookmarkStart w:id="10" w:name="شركة-لإنتاج-وتعبئة-المياه-الطبيعية"/>
+    <w:bookmarkStart w:id="10" w:name="X03cef4314b8aa390e318dc4a1235d0ccb9e0c3a"/>
     <w:p>
       <w:pPr>
         <w:pStyle w:val="Heading1"/>
       </w:pPr>
       <w:r>
-        <w:t xml:space="preserve">شركة لإنتاج وتعبئة المياه الطبيعية</w:t>
+        <w:t xml:space="preserve">شركة الأزواك لإنتاج وتعبئة المياه الطبيعية</w:t>
       </w:r>
     </w:p>
     <w:bookmarkStart w:id="9" w:name="company-co."/>
